--- a/labs/phase-0/P0-U01_researcher_mindset_lab_Daniel.docx
+++ b/labs/phase-0/P0-U01_researcher_mindset_lab_Daniel.docx
@@ -28,9 +28,6 @@
     <w:p>
       <w:pPr>
         <w:jc w:val="center"/>
-        <w:rPr>
-          <w:rFonts w:hint="eastAsia"/>
-        </w:rPr>
       </w:pPr>
       <w:r>
         <w:rPr>
@@ -42,9 +39,6 @@
     <w:p>
       <w:pPr>
         <w:jc w:val="center"/>
-        <w:rPr>
-          <w:rFonts w:hint="eastAsia"/>
-        </w:rPr>
       </w:pPr>
       <w:r>
         <w:t>Phase 0 — Researcher Setup</w:t>
@@ -61,9 +55,6 @@
     <w:p>
       <w:pPr>
         <w:pStyle w:val="ListBullet"/>
-        <w:rPr>
-          <w:rFonts w:hint="eastAsia"/>
-        </w:rPr>
       </w:pPr>
       <w:r>
         <w:t>Separate observation from interpretation.</w:t>
@@ -72,9 +63,6 @@
     <w:p>
       <w:pPr>
         <w:pStyle w:val="ListBullet"/>
-        <w:rPr>
-          <w:rFonts w:hint="eastAsia"/>
-        </w:rPr>
       </w:pPr>
       <w:r>
         <w:t>Identify important unknowns before proposing solutions.</w:t>
@@ -83,9 +71,6 @@
     <w:p>
       <w:pPr>
         <w:pStyle w:val="ListBullet"/>
-        <w:rPr>
-          <w:rFonts w:hint="eastAsia"/>
-        </w:rPr>
       </w:pPr>
       <w:r>
         <w:t>Generate multiple plausible hypotheses rather than locking onto the first explanation.</w:t>
@@ -94,9 +79,6 @@
     <w:p>
       <w:pPr>
         <w:pStyle w:val="ListBullet"/>
-        <w:rPr>
-          <w:rFonts w:hint="eastAsia"/>
-        </w:rPr>
       </w:pPr>
       <w:r>
         <w:t>Turn a broad problem into a specific research question.</w:t>
@@ -105,9 +87,6 @@
     <w:p>
       <w:pPr>
         <w:pStyle w:val="ListBullet"/>
-        <w:rPr>
-          <w:rFonts w:hint="eastAsia"/>
-        </w:rPr>
       </w:pPr>
       <w:r>
         <w:t>Write a falsifiable hypothesis.</w:t>
@@ -116,9 +95,6 @@
     <w:p>
       <w:pPr>
         <w:pStyle w:val="ListBullet"/>
-        <w:rPr>
-          <w:rFonts w:hint="eastAsia"/>
-        </w:rPr>
       </w:pPr>
       <w:r>
         <w:t>Design the smallest useful diagnostic experiment.</w:t>
@@ -127,9 +103,6 @@
     <w:p>
       <w:pPr>
         <w:pStyle w:val="ListBullet"/>
-        <w:rPr>
-          <w:rFonts w:hint="eastAsia"/>
-        </w:rPr>
       </w:pPr>
       <w:r>
         <w:t>State what evidence would support or challenge an explanation.</w:t>
@@ -138,9 +111,6 @@
     <w:p>
       <w:pPr>
         <w:pStyle w:val="ListBullet"/>
-        <w:rPr>
-          <w:rFonts w:hint="eastAsia"/>
-        </w:rPr>
       </w:pPr>
       <w:r>
         <w:t>Use results to determine the next research question.</w:t>
@@ -155,11 +125,6 @@
       </w:r>
     </w:p>
     <w:p>
-      <w:pPr>
-        <w:rPr>
-          <w:rFonts w:hint="eastAsia"/>
-        </w:rPr>
-      </w:pPr>
       <w:r>
         <w:t>A chest X-ray classifier is trained using data from Hospital A. The development pipeline uses a patient-level train/validation/test split at Hospital A. After development, the frozen model is evaluated on a dataset from Hospital B.</w:t>
       </w:r>
@@ -181,11 +146,6 @@
             <w:shd w:val="clear" w:color="auto" w:fill="D9EAF7"/>
           </w:tcPr>
           <w:p>
-            <w:pPr>
-              <w:rPr>
-                <w:rFonts w:hint="eastAsia"/>
-              </w:rPr>
-            </w:pPr>
             <w:r>
               <w:t>Evaluation</w:t>
             </w:r>
@@ -197,11 +157,6 @@
             <w:shd w:val="clear" w:color="auto" w:fill="D9EAF7"/>
           </w:tcPr>
           <w:p>
-            <w:pPr>
-              <w:rPr>
-                <w:rFonts w:hint="eastAsia"/>
-              </w:rPr>
-            </w:pPr>
             <w:r>
               <w:t>AUROC</w:t>
             </w:r>
@@ -214,11 +169,6 @@
             <w:tcW w:w="4968" w:type="dxa"/>
           </w:tcPr>
           <w:p>
-            <w:pPr>
-              <w:rPr>
-                <w:rFonts w:hint="eastAsia"/>
-              </w:rPr>
-            </w:pPr>
             <w:r>
               <w:t>Hospital A internal test set</w:t>
             </w:r>
@@ -229,11 +179,6 @@
             <w:tcW w:w="4968" w:type="dxa"/>
           </w:tcPr>
           <w:p>
-            <w:pPr>
-              <w:rPr>
-                <w:rFonts w:hint="eastAsia"/>
-              </w:rPr>
-            </w:pPr>
             <w:r>
               <w:t>0.94</w:t>
             </w:r>
@@ -246,11 +191,6 @@
             <w:tcW w:w="4968" w:type="dxa"/>
           </w:tcPr>
           <w:p>
-            <w:pPr>
-              <w:rPr>
-                <w:rFonts w:hint="eastAsia"/>
-              </w:rPr>
-            </w:pPr>
             <w:r>
               <w:t>Hospital B external test set</w:t>
             </w:r>
@@ -261,11 +201,6 @@
             <w:tcW w:w="4968" w:type="dxa"/>
           </w:tcPr>
           <w:p>
-            <w:pPr>
-              <w:rPr>
-                <w:rFonts w:hint="eastAsia"/>
-              </w:rPr>
-            </w:pPr>
             <w:r>
               <w:t>0.73</w:t>
             </w:r>
@@ -274,11 +209,6 @@
       </w:tr>
     </w:tbl>
     <w:p>
-      <w:pPr>
-        <w:rPr>
-          <w:rFonts w:hint="eastAsia"/>
-        </w:rPr>
-      </w:pPr>
       <w:r>
         <w:t>Assume that, at this point, you have only the information above. You have not yet inspected scanner metadata, acquisition protocols, demographic composition, prevalence, label definitions, preprocessing differences, image artifacts, or model explanations.</w:t>
       </w:r>
@@ -292,11 +222,6 @@
       </w:r>
     </w:p>
     <w:p>
-      <w:pPr>
-        <w:rPr>
-          <w:rFonts w:hint="eastAsia"/>
-        </w:rPr>
-      </w:pPr>
       <w:r>
         <w:t>Write 2–3 sentences describing only what is directly supported by the scenario. Do not use causal language such as 'because', 'caused by', or 'the model learned'.</w:t>
       </w:r>
@@ -322,7 +247,7 @@
         </w:numPr>
       </w:pPr>
       <w:r>
-        <w:t>The AUROC on Hospital B was therefore 0.21 lower than on Hospital A, indicating lower discriminative performance on the external test set</w:t>
+        <w:t>The AUROC on Hospital B was therefore 0.21 lower than on Hospital A</w:t>
       </w:r>
       <w:r>
         <w:t>.</w:t>
@@ -340,7 +265,27 @@
         <w:t xml:space="preserve">The model </w:t>
       </w:r>
       <w:r>
-        <w:t>prediction of cases is more accurate in Hospital A than in hospital B</w:t>
+        <w:t>discrimination/ranking performance on the Hospital B external dataset</w:t>
+      </w:r>
+      <w:r>
+        <w:t xml:space="preserve"> is lower </w:t>
+      </w:r>
+      <w:r>
+        <w:t>than on the Hospital</w:t>
+      </w:r>
+      <w:r>
+        <w:t xml:space="preserve"> </w:t>
+      </w:r>
+      <w:proofErr w:type="spellStart"/>
+      <w:r>
+        <w:t>A</w:t>
+      </w:r>
+      <w:proofErr w:type="spellEnd"/>
+      <w:r>
+        <w:t xml:space="preserve"> internal test dataset</w:t>
+      </w:r>
+      <w:r>
+        <w:t>.</w:t>
       </w:r>
     </w:p>
     <w:p>
@@ -353,11 +298,6 @@
       </w:r>
     </w:p>
     <w:p>
-      <w:pPr>
-        <w:rPr>
-          <w:rFonts w:hint="eastAsia"/>
-        </w:rPr>
-      </w:pPr>
       <w:r>
         <w:t>List at least eight important things you do not yet know. Think across data, population, acquisition, labels, preprocessing, evaluation, and model behavior.</w:t>
       </w:r>
@@ -387,11 +327,6 @@
       </w:r>
     </w:p>
     <w:p>
-      <w:pPr>
-        <w:rPr>
-          <w:rFonts w:hint="eastAsia"/>
-        </w:rPr>
-      </w:pPr>
       <w:r>
         <w:t xml:space="preserve">4. </w:t>
       </w:r>
@@ -416,11 +351,6 @@
       </w:r>
     </w:p>
     <w:p>
-      <w:pPr>
-        <w:rPr>
-          <w:rFonts w:hint="eastAsia"/>
-        </w:rPr>
-      </w:pPr>
       <w:r>
         <w:t xml:space="preserve">7. </w:t>
       </w:r>
@@ -429,11 +359,6 @@
       </w:r>
     </w:p>
     <w:p>
-      <w:pPr>
-        <w:rPr>
-          <w:rFonts w:hint="eastAsia"/>
-        </w:rPr>
-      </w:pPr>
       <w:r>
         <w:t xml:space="preserve">8. </w:t>
       </w:r>
@@ -453,9 +378,6 @@
           <w:ilvl w:val="0"/>
           <w:numId w:val="12"/>
         </w:numPr>
-        <w:rPr>
-          <w:rFonts w:hint="eastAsia"/>
-        </w:rPr>
       </w:pPr>
       <w:r>
         <w:t>Explicitly listing the unknowns helps identify what needs to be investigated before drawing conclusions about the observed problem. It provides a structured starting point for troubleshooting, reduces the risk of making unsupported assumptions, and helps distinguish what is known from what is only suspected. By investigating these unknowns systematically, we can gather the evidence needed to identify the actual problem and propose an appropriate technical solution.</w:t>
@@ -470,21 +392,11 @@
       </w:r>
     </w:p>
     <w:p>
-      <w:pPr>
-        <w:rPr>
-          <w:rFonts w:hint="eastAsia"/>
-        </w:rPr>
-      </w:pPr>
       <w:r>
         <w:t>Generate at least six plausible explanations for the external performance drop. Try to make them genuinely different mechanisms rather than six versions of 'the hospitals are different'.</w:t>
       </w:r>
     </w:p>
     <w:p>
-      <w:pPr>
-        <w:rPr>
-          <w:rFonts w:hint="eastAsia"/>
-        </w:rPr>
-      </w:pPr>
       <w:r>
         <w:rPr>
           <w:b/>
@@ -500,11 +412,6 @@
       </w:r>
     </w:p>
     <w:p>
-      <w:pPr>
-        <w:rPr>
-          <w:rFonts w:hint="eastAsia"/>
-        </w:rPr>
-      </w:pPr>
       <w:r>
         <w:t xml:space="preserve">    </w:t>
       </w:r>
@@ -526,11 +433,6 @@
       </w:r>
     </w:p>
     <w:p>
-      <w:pPr>
-        <w:rPr>
-          <w:rFonts w:hint="eastAsia"/>
-        </w:rPr>
-      </w:pPr>
       <w:r>
         <w:rPr>
           <w:b/>
@@ -546,11 +448,6 @@
       </w:r>
     </w:p>
     <w:p>
-      <w:pPr>
-        <w:rPr>
-          <w:rFonts w:hint="eastAsia"/>
-        </w:rPr>
-      </w:pPr>
       <w:r>
         <w:lastRenderedPageBreak/>
         <w:t xml:space="preserve">    </w:t>
@@ -570,11 +467,6 @@
       </w:r>
     </w:p>
     <w:p>
-      <w:pPr>
-        <w:rPr>
-          <w:rFonts w:hint="eastAsia"/>
-        </w:rPr>
-      </w:pPr>
       <w:r>
         <w:rPr>
           <w:b/>
@@ -586,7 +478,7 @@
         <w:t xml:space="preserve"> </w:t>
       </w:r>
       <w:r>
-        <w:t>Differences in disease prevalence, case composition, or the distribution of positive and negative cases may affect the measured external AUROC or the comparability of the evaluation results.</w:t>
+        <w:t>Differences in the composition of positive and negative cases between Hospitals A and B, including disease severity, clinical subtypes, and comorbidities, may change the difficulty of the discrimination task and contribute to the lower AUROC on Hospital B.</w:t>
       </w:r>
     </w:p>
     <w:p>
@@ -604,15 +496,10 @@
         <w:t xml:space="preserve">: </w:t>
       </w:r>
       <w:r>
-        <w:t>Hospital A and Hospital B may contain different proportions of clinical subgroups, disease presentations, or case types. These differences can influence the distribution of prediction scores and the measured AUROC.</w:t>
-      </w:r>
-    </w:p>
-    <w:p>
-      <w:pPr>
-        <w:rPr>
-          <w:rFonts w:hint="eastAsia"/>
-        </w:rPr>
-      </w:pPr>
+        <w:t>AUROC depends on how well the model ranks positive cases above negative cases. Even if the overall prevalence changes, a change in the types of positive and negative cases can alter the class-conditional score distributions and therefore affect AUROC. Prevalence alone, without changes in the underlying score distributions, does not generally explain an AUROC difference.</w:t>
+      </w:r>
+    </w:p>
+    <w:p>
       <w:r>
         <w:rPr>
           <w:b/>
@@ -628,11 +515,6 @@
       </w:r>
     </w:p>
     <w:p>
-      <w:pPr>
-        <w:rPr>
-          <w:rFonts w:hint="eastAsia"/>
-        </w:rPr>
-      </w:pPr>
       <w:r>
         <w:t xml:space="preserve">    </w:t>
       </w:r>
@@ -651,11 +533,6 @@
       </w:r>
     </w:p>
     <w:p>
-      <w:pPr>
-        <w:rPr>
-          <w:rFonts w:hint="eastAsia"/>
-        </w:rPr>
-      </w:pPr>
       <w:r>
         <w:rPr>
           <w:b/>
@@ -671,11 +548,6 @@
       </w:r>
     </w:p>
     <w:p>
-      <w:pPr>
-        <w:rPr>
-          <w:rFonts w:hint="eastAsia"/>
-        </w:rPr>
-      </w:pPr>
       <w:r>
         <w:t xml:space="preserve">    </w:t>
       </w:r>
@@ -694,11 +566,6 @@
       </w:r>
     </w:p>
     <w:p>
-      <w:pPr>
-        <w:rPr>
-          <w:rFonts w:hint="eastAsia"/>
-        </w:rPr>
-      </w:pPr>
       <w:r>
         <w:rPr>
           <w:b/>
@@ -710,36 +577,10 @@
         <w:t xml:space="preserve"> </w:t>
       </w:r>
       <w:r>
-        <w:t>Differ</w:t>
-      </w:r>
-      <w:r>
-        <w:t>e</w:t>
-      </w:r>
-      <w:r>
-        <w:t xml:space="preserve">nces in </w:t>
-      </w:r>
-      <w:r>
-        <w:t>model's predicted probabilities calibrat</w:t>
-      </w:r>
-      <w:r>
-        <w:t>ion</w:t>
-      </w:r>
-      <w:r>
-        <w:t xml:space="preserve"> at Hospitals A and B</w:t>
-      </w:r>
-      <w:r>
-        <w:t xml:space="preserve"> may cause the lower score of AUROC in Hospital B</w:t>
-      </w:r>
-      <w:r>
-        <w:t>.</w:t>
-      </w:r>
-    </w:p>
-    <w:p>
-      <w:pPr>
-        <w:rPr>
-          <w:rFonts w:hint="eastAsia"/>
-        </w:rPr>
-      </w:pPr>
+        <w:t>Differences in disease definitions, annotation procedures, or reference standards between Hospitals A and B may result in different relationships between the observed labels and the clinical target, contributing to the lower AUROC on Hospital B.</w:t>
+      </w:r>
+    </w:p>
+    <w:p>
       <w:r>
         <w:t xml:space="preserve">    </w:t>
       </w:r>
@@ -754,10 +595,7 @@
         <w:t xml:space="preserve">: </w:t>
       </w:r>
       <w:r>
-        <w:t xml:space="preserve">In a situation where the model’s prediction probabilities threshold/calibration is higher for Hospital B, it means the evaluation wasn’t done on the fair </w:t>
-      </w:r>
-      <w:r>
-        <w:t>protocol.</w:t>
+        <w:t>If the hospitals use different diagnostic criteria or labeling processes, the model may be evaluated against target labels that are not fully equivalent. Differences in label quality or target definition can affect the ranking of model scores relative to the evaluated labels and thereby change AUROC.</w:t>
       </w:r>
     </w:p>
     <w:p>
@@ -769,11 +607,6 @@
       </w:r>
     </w:p>
     <w:p>
-      <w:pPr>
-        <w:rPr>
-          <w:rFonts w:hint="eastAsia"/>
-        </w:rPr>
-      </w:pPr>
       <w:r>
         <w:t>Choose the three hypotheses you would investigate first. Rank them by a combination of plausibility, potential impact, and how cheaply they can be diagnosed. This ranking is provisional.</w:t>
       </w:r>
@@ -788,8 +621,8 @@
       <w:tblGrid>
         <w:gridCol w:w="673"/>
         <w:gridCol w:w="1242"/>
-        <w:gridCol w:w="4565"/>
-        <w:gridCol w:w="4860"/>
+        <w:gridCol w:w="4655"/>
+        <w:gridCol w:w="4770"/>
       </w:tblGrid>
       <w:tr>
         <w:tc>
@@ -798,11 +631,6 @@
             <w:shd w:val="clear" w:color="auto" w:fill="D9EAF7"/>
           </w:tcPr>
           <w:p>
-            <w:pPr>
-              <w:rPr>
-                <w:rFonts w:hint="eastAsia"/>
-              </w:rPr>
-            </w:pPr>
             <w:r>
               <w:t>Rank</w:t>
             </w:r>
@@ -814,11 +642,6 @@
             <w:shd w:val="clear" w:color="auto" w:fill="D9EAF7"/>
           </w:tcPr>
           <w:p>
-            <w:pPr>
-              <w:rPr>
-                <w:rFonts w:hint="eastAsia"/>
-              </w:rPr>
-            </w:pPr>
             <w:r>
               <w:t>Hypothesis</w:t>
             </w:r>
@@ -826,15 +649,10 @@
         </w:tc>
         <w:tc>
           <w:tcPr>
-            <w:tcW w:w="4565" w:type="dxa"/>
+            <w:tcW w:w="4655" w:type="dxa"/>
             <w:shd w:val="clear" w:color="auto" w:fill="D9EAF7"/>
           </w:tcPr>
           <w:p>
-            <w:pPr>
-              <w:rPr>
-                <w:rFonts w:hint="eastAsia"/>
-              </w:rPr>
-            </w:pPr>
             <w:r>
               <w:t>Why investigate early?</w:t>
             </w:r>
@@ -842,15 +660,10 @@
         </w:tc>
         <w:tc>
           <w:tcPr>
-            <w:tcW w:w="4860" w:type="dxa"/>
+            <w:tcW w:w="4770" w:type="dxa"/>
             <w:shd w:val="clear" w:color="auto" w:fill="D9EAF7"/>
           </w:tcPr>
           <w:p>
-            <w:pPr>
-              <w:rPr>
-                <w:rFonts w:hint="eastAsia"/>
-              </w:rPr>
-            </w:pPr>
             <w:r>
               <w:t>Cheap first check</w:t>
             </w:r>
@@ -863,11 +676,6 @@
             <w:tcW w:w="673" w:type="dxa"/>
           </w:tcPr>
           <w:p>
-            <w:pPr>
-              <w:rPr>
-                <w:rFonts w:hint="eastAsia"/>
-              </w:rPr>
-            </w:pPr>
             <w:r>
               <w:t>1</w:t>
             </w:r>
@@ -880,93 +688,6 @@
           <w:p>
             <w:pPr>
               <w:rPr>
-                <w:rFonts w:hint="eastAsia"/>
-                <w:b/>
-                <w:bCs/>
-              </w:rPr>
-            </w:pPr>
-            <w:r>
-              <w:rPr>
-                <w:b/>
-                <w:bCs/>
-              </w:rPr>
-              <w:t>H6</w:t>
-            </w:r>
-          </w:p>
-        </w:tc>
-        <w:tc>
-          <w:tcPr>
-            <w:tcW w:w="4565" w:type="dxa"/>
-          </w:tcPr>
-          <w:p>
-            <w:pPr>
-              <w:rPr>
-                <w:rFonts w:hint="eastAsia"/>
-              </w:rPr>
-            </w:pPr>
-            <w:r>
-              <w:t xml:space="preserve">Very </w:t>
-            </w:r>
-            <w:r>
-              <w:t>easy to</w:t>
-            </w:r>
-            <w:r>
-              <w:t xml:space="preserve"> verify </w:t>
-            </w:r>
-            <w:r>
-              <w:t xml:space="preserve">and potentially capable of causing </w:t>
-            </w:r>
-            <w:r>
-              <w:t>unfair evaluation</w:t>
-            </w:r>
-            <w:r>
-              <w:t>.</w:t>
-            </w:r>
-          </w:p>
-        </w:tc>
-        <w:tc>
-          <w:tcPr>
-            <w:tcW w:w="4860" w:type="dxa"/>
-          </w:tcPr>
-          <w:p>
-            <w:pPr>
-              <w:rPr>
-                <w:rFonts w:hint="eastAsia"/>
-              </w:rPr>
-            </w:pPr>
-            <w:r>
-              <w:t>Verify that the numerical value chosen for model probability prediction is the same</w:t>
-            </w:r>
-            <w:r>
-              <w:t>.</w:t>
-            </w:r>
-          </w:p>
-        </w:tc>
-      </w:tr>
-      <w:tr>
-        <w:tc>
-          <w:tcPr>
-            <w:tcW w:w="673" w:type="dxa"/>
-          </w:tcPr>
-          <w:p>
-            <w:pPr>
-              <w:rPr>
-                <w:rFonts w:hint="eastAsia"/>
-              </w:rPr>
-            </w:pPr>
-            <w:r>
-              <w:t>2</w:t>
-            </w:r>
-          </w:p>
-        </w:tc>
-        <w:tc>
-          <w:tcPr>
-            <w:tcW w:w="1242" w:type="dxa"/>
-          </w:tcPr>
-          <w:p>
-            <w:pPr>
-              <w:rPr>
-                <w:rFonts w:hint="eastAsia"/>
                 <w:b/>
                 <w:bCs/>
               </w:rPr>
@@ -982,31 +703,21 @@
         </w:tc>
         <w:tc>
           <w:tcPr>
-            <w:tcW w:w="4565" w:type="dxa"/>
+            <w:tcW w:w="4655" w:type="dxa"/>
           </w:tcPr>
           <w:p>
-            <w:pPr>
-              <w:rPr>
-                <w:rFonts w:hint="eastAsia"/>
-              </w:rPr>
-            </w:pPr>
             <w:r>
-              <w:t>Relatively easy to diagnose and potentially capable of causing substantial performance degradation.</w:t>
+              <w:t>Relatively easy to verify and potentially capable of causing substantial performance degradation.</w:t>
             </w:r>
           </w:p>
         </w:tc>
         <w:tc>
           <w:tcPr>
-            <w:tcW w:w="4860" w:type="dxa"/>
+            <w:tcW w:w="4770" w:type="dxa"/>
           </w:tcPr>
           <w:p>
-            <w:pPr>
-              <w:rPr>
-                <w:rFonts w:hint="eastAsia"/>
-              </w:rPr>
-            </w:pPr>
             <w:r>
-              <w:t>Verify that Hospital B images pass through exactly the same preprocessing pipeline as Hospital A images. Compare image dimensions, normalization, intensity ranges, and orientation.</w:t>
+              <w:t>Compare the preprocessing pipelines, image dimensions, normalization, intensity ranges, and orientation handling.</w:t>
             </w:r>
           </w:p>
         </w:tc>
@@ -1017,11 +728,58 @@
             <w:tcW w:w="673" w:type="dxa"/>
           </w:tcPr>
           <w:p>
+            <w:r>
+              <w:t>2</w:t>
+            </w:r>
+          </w:p>
+        </w:tc>
+        <w:tc>
+          <w:tcPr>
+            <w:tcW w:w="1242" w:type="dxa"/>
+          </w:tcPr>
+          <w:p>
             <w:pPr>
               <w:rPr>
-                <w:rFonts w:hint="eastAsia"/>
+                <w:b/>
+                <w:bCs/>
               </w:rPr>
             </w:pPr>
+            <w:r>
+              <w:rPr>
+                <w:b/>
+                <w:bCs/>
+              </w:rPr>
+              <w:t>H1</w:t>
+            </w:r>
+          </w:p>
+        </w:tc>
+        <w:tc>
+          <w:tcPr>
+            <w:tcW w:w="4655" w:type="dxa"/>
+          </w:tcPr>
+          <w:p>
+            <w:r>
+              <w:t>Differences in scanners and imaging protocols may alter image characteristics and affect model performance.</w:t>
+            </w:r>
+          </w:p>
+        </w:tc>
+        <w:tc>
+          <w:tcPr>
+            <w:tcW w:w="4770" w:type="dxa"/>
+          </w:tcPr>
+          <w:p>
+            <w:r>
+              <w:t>Compare scanner manufacturers, acquisition settings, image views, and image quality.</w:t>
+            </w:r>
+          </w:p>
+        </w:tc>
+      </w:tr>
+      <w:tr>
+        <w:tc>
+          <w:tcPr>
+            <w:tcW w:w="673" w:type="dxa"/>
+          </w:tcPr>
+          <w:p>
             <w:r>
               <w:t>3</w:t>
             </w:r>
@@ -1034,7 +792,6 @@
           <w:p>
             <w:pPr>
               <w:rPr>
-                <w:rFonts w:hint="eastAsia"/>
                 <w:b/>
                 <w:bCs/>
               </w:rPr>
@@ -1050,31 +807,30 @@
         </w:tc>
         <w:tc>
           <w:tcPr>
-            <w:tcW w:w="4565" w:type="dxa"/>
+            <w:tcW w:w="4655" w:type="dxa"/>
           </w:tcPr>
           <w:p>
-            <w:pPr>
-              <w:rPr>
-                <w:rFonts w:hint="eastAsia"/>
-              </w:rPr>
-            </w:pPr>
             <w:r>
-              <w:t>Could reveal whether the model relies on non-clinical or hospital-specific features. Understanding this may help explain poor generalization and guide model improvements.</w:t>
+              <w:t xml:space="preserve">Could reveal whether the model relies on non-clinical or hospital-specific features. </w:t>
+            </w:r>
+            <w:r>
+              <w:lastRenderedPageBreak/>
+              <w:t>Understanding this may help explain poor generalization and guide model improvements.</w:t>
             </w:r>
           </w:p>
         </w:tc>
         <w:tc>
           <w:tcPr>
-            <w:tcW w:w="4860" w:type="dxa"/>
+            <w:tcW w:w="4770" w:type="dxa"/>
           </w:tcPr>
           <w:p>
-            <w:pPr>
-              <w:rPr>
-                <w:rFonts w:hint="eastAsia"/>
-              </w:rPr>
-            </w:pPr>
             <w:r>
-              <w:t>Inspect model explanations on images from both hospitals and check whether attention focuses on clinically relevant regions or potential artifacts.</w:t>
+              <w:lastRenderedPageBreak/>
+              <w:t xml:space="preserve">Inspect model explanations on images from both hospitals and check whether attention focuses on </w:t>
+            </w:r>
+            <w:r>
+              <w:lastRenderedPageBreak/>
+              <w:t>clinically relevant regions or potential artifacts.</w:t>
             </w:r>
           </w:p>
         </w:tc>
@@ -1090,19 +846,13 @@
       </w:r>
     </w:p>
     <w:p>
+      <w:r>
+        <w:t>Select one mechanism and turn it into a specific, testable research question. Avoid questions as broad as 'How can we solve distribution shift?'</w:t>
+      </w:r>
+    </w:p>
+    <w:p>
       <w:pPr>
         <w:rPr>
-          <w:rFonts w:hint="eastAsia"/>
-        </w:rPr>
-      </w:pPr>
-      <w:r>
-        <w:t>Select one mechanism and turn it into a specific, testable research question. Avoid questions as broad as 'How can we solve distribution shift?'</w:t>
-      </w:r>
-    </w:p>
-    <w:p>
-      <w:pPr>
-        <w:rPr>
-          <w:rFonts w:hint="eastAsia"/>
           <w:b/>
           <w:bCs/>
         </w:rPr>
@@ -1128,77 +878,46 @@
       </w:r>
     </w:p>
     <w:p>
+      <w:r>
+        <w:t>Check your question:</w:t>
+      </w:r>
+    </w:p>
+    <w:p>
+      <w:r>
+        <w:t>☐ Does it identify a specific phenomenon or suspected mechanism?</w:t>
+      </w:r>
+    </w:p>
+    <w:p>
+      <w:r>
+        <w:t>☐ Can evidence realistically answer it?</w:t>
+      </w:r>
+    </w:p>
+    <w:p>
+      <w:r>
+        <w:t>☐ Is the population/domain or evaluation setting clear enough?</w:t>
+      </w:r>
+    </w:p>
+    <w:p>
+      <w:r>
+        <w:t>☐ Is it narrower than the overall topic of distribution shift?</w:t>
+      </w:r>
+    </w:p>
+    <w:p>
+      <w:pPr>
+        <w:pStyle w:val="Heading1"/>
+      </w:pPr>
+      <w:r>
+        <w:t>Part 6 — Write a falsifiable hypothesis</w:t>
+      </w:r>
+    </w:p>
+    <w:p>
+      <w:r>
+        <w:t>Write an explanation that could be weakened or refuted by evidence. Then state a prediction that should follow if the hypothesis is approximately correct.</w:t>
+      </w:r>
+    </w:p>
+    <w:p>
       <w:pPr>
         <w:rPr>
-          <w:rFonts w:hint="eastAsia"/>
-        </w:rPr>
-      </w:pPr>
-      <w:r>
-        <w:t>Check your question:</w:t>
-      </w:r>
-    </w:p>
-    <w:p>
-      <w:pPr>
-        <w:rPr>
-          <w:rFonts w:hint="eastAsia"/>
-        </w:rPr>
-      </w:pPr>
-      <w:r>
-        <w:t>☐ Does it identify a specific phenomenon or suspected mechanism?</w:t>
-      </w:r>
-    </w:p>
-    <w:p>
-      <w:pPr>
-        <w:rPr>
-          <w:rFonts w:hint="eastAsia"/>
-        </w:rPr>
-      </w:pPr>
-      <w:r>
-        <w:t>☐ Can evidence realistically answer it?</w:t>
-      </w:r>
-    </w:p>
-    <w:p>
-      <w:pPr>
-        <w:rPr>
-          <w:rFonts w:hint="eastAsia"/>
-        </w:rPr>
-      </w:pPr>
-      <w:r>
-        <w:t>☐ Is the population/domain or evaluation setting clear enough?</w:t>
-      </w:r>
-    </w:p>
-    <w:p>
-      <w:pPr>
-        <w:rPr>
-          <w:rFonts w:hint="eastAsia"/>
-        </w:rPr>
-      </w:pPr>
-      <w:r>
-        <w:t>☐ Is it narrower than the overall topic of distribution shift?</w:t>
-      </w:r>
-    </w:p>
-    <w:p>
-      <w:pPr>
-        <w:pStyle w:val="Heading1"/>
-      </w:pPr>
-      <w:r>
-        <w:t>Part 6 — Write a falsifiable hypothesis</w:t>
-      </w:r>
-    </w:p>
-    <w:p>
-      <w:pPr>
-        <w:rPr>
-          <w:rFonts w:hint="eastAsia"/>
-        </w:rPr>
-      </w:pPr>
-      <w:r>
-        <w:t>Write an explanation that could be weakened or refuted by evidence. Then state a prediction that should follow if the hypothesis is approximately correct.</w:t>
-      </w:r>
-    </w:p>
-    <w:p>
-      <w:pPr>
-        <w:rPr>
-          <w:rFonts w:hint="eastAsia"/>
           <w:b/>
           <w:bCs/>
         </w:rPr>
@@ -1218,18 +937,14 @@
           <w:ilvl w:val="0"/>
           <w:numId w:val="12"/>
         </w:numPr>
+      </w:pPr>
+      <w:r>
+        <w:t>The chest X-ray classifier partially relies on hospital-specific, non-clinical image features that are correlated with disease labels in Hospital A but do not generalize to Hospital B. This reliance contributes to the reduction in external AUROC from 0.94 on Hospital A to 0.73 on Hospital B.</w:t>
+      </w:r>
+    </w:p>
+    <w:p>
+      <w:pPr>
         <w:rPr>
-          <w:rFonts w:hint="eastAsia"/>
-        </w:rPr>
-      </w:pPr>
-      <w:r>
-        <w:t>The chest X-ray classifier partially relies on hospital-specific, non-clinical image features that are correlated with disease labels in Hospital A but do not generalize to Hospital B. This reliance contributes to the reduction in external AUROC from 0.94 on Hospital A to 0.73 on Hospital B.</w:t>
-      </w:r>
-    </w:p>
-    <w:p>
-      <w:pPr>
-        <w:rPr>
-          <w:rFonts w:hint="eastAsia"/>
           <w:b/>
           <w:bCs/>
         </w:rPr>
@@ -1295,21 +1010,11 @@
       </w:r>
     </w:p>
     <w:p>
-      <w:pPr>
-        <w:rPr>
-          <w:rFonts w:hint="eastAsia"/>
-        </w:rPr>
-      </w:pPr>
       <w:r>
         <w:t>Do not design a new deep network. Design the cheapest informative analysis or experiment that can test your selected hypothesis.</w:t>
       </w:r>
     </w:p>
     <w:p>
-      <w:pPr>
-        <w:rPr>
-          <w:rFonts w:hint="eastAsia"/>
-        </w:rPr>
-      </w:pPr>
       <w:r>
         <w:rPr>
           <w:b/>
@@ -1330,11 +1035,6 @@
       </w:r>
     </w:p>
     <w:p>
-      <w:pPr>
-        <w:rPr>
-          <w:rFonts w:hint="eastAsia"/>
-        </w:rPr>
-      </w:pPr>
       <w:r>
         <w:rPr>
           <w:b/>
@@ -1421,11 +1121,6 @@
       </w:pPr>
     </w:p>
     <w:p>
-      <w:pPr>
-        <w:rPr>
-          <w:rFonts w:hint="eastAsia"/>
-        </w:rPr>
-      </w:pPr>
       <w:r>
         <w:rPr>
           <w:b/>
@@ -1446,11 +1141,6 @@
       </w:r>
     </w:p>
     <w:p>
-      <w:pPr>
-        <w:rPr>
-          <w:rFonts w:hint="eastAsia"/>
-        </w:rPr>
-      </w:pPr>
       <w:r>
         <w:rPr>
           <w:b/>
@@ -1495,11 +1185,6 @@
       </w:r>
     </w:p>
     <w:p>
-      <w:pPr>
-        <w:rPr>
-          <w:rFonts w:hint="eastAsia"/>
-        </w:rPr>
-      </w:pPr>
       <w:r>
         <w:rPr>
           <w:b/>
@@ -1549,9 +1234,6 @@
     <w:p>
       <w:pPr>
         <w:spacing w:after="0"/>
-        <w:rPr>
-          <w:rFonts w:hint="eastAsia"/>
-        </w:rPr>
       </w:pPr>
       <w:r>
         <w:rPr>
@@ -1637,11 +1319,6 @@
       </w:pPr>
     </w:p>
     <w:p>
-      <w:pPr>
-        <w:rPr>
-          <w:rFonts w:hint="eastAsia"/>
-        </w:rPr>
-      </w:pPr>
       <w:r>
         <w:rPr>
           <w:b/>
@@ -1655,11 +1332,6 @@
       </w:r>
     </w:p>
     <w:p>
-      <w:pPr>
-        <w:rPr>
-          <w:rFonts w:hint="eastAsia"/>
-        </w:rPr>
-      </w:pPr>
       <w:r>
         <w:rPr>
           <w:b/>
@@ -1707,27 +1379,21 @@
       </w:r>
     </w:p>
     <w:p>
+      <w:r>
+        <w:t>For the diagnostic experiment you designed, imagine three outcomes and explain how each would update your thinking.</w:t>
+      </w:r>
+    </w:p>
+    <w:p>
+      <w:pPr>
+        <w:pStyle w:val="Heading2"/>
+      </w:pPr>
+      <w:r>
+        <w:t>Outcome A — strongly supports the hypothesis</w:t>
+      </w:r>
+    </w:p>
+    <w:p>
       <w:pPr>
         <w:rPr>
-          <w:rFonts w:hint="eastAsia"/>
-        </w:rPr>
-      </w:pPr>
-      <w:r>
-        <w:t>For the diagnostic experiment you designed, imagine three outcomes and explain how each would update your thinking.</w:t>
-      </w:r>
-    </w:p>
-    <w:p>
-      <w:pPr>
-        <w:pStyle w:val="Heading2"/>
-      </w:pPr>
-      <w:r>
-        <w:t>Outcome A — strongly supports the hypothesis</w:t>
-      </w:r>
-    </w:p>
-    <w:p>
-      <w:pPr>
-        <w:rPr>
-          <w:rFonts w:hint="eastAsia"/>
           <w:b/>
           <w:bCs/>
         </w:rPr>
@@ -1749,13 +1415,7 @@
         </w:numPr>
       </w:pPr>
       <w:r>
-        <w:t>If masking suspected hospital-specific, non-clinical features produces a substantial and reproducible improvement in Hospital B's AUROC, while preserving clinically relevant information, I would conclude that the findings provide evidence consistent with shortcut reliance contributing to the external performance drop.</w:t>
-      </w:r>
-      <w:r>
-        <w:t xml:space="preserve"> </w:t>
-      </w:r>
-      <w:r>
-        <w:t>However, I would not conclude that shortcut learning is the only cause or that causality has been definitively established. The intervention may introduce other changes to the images.</w:t>
+        <w:t>If masking suspected hospital-specific, non-clinical features produces a substantial and reproducible improvement in Hospital B's AUROC, while preserving clinically relevant information, I would conclude that the findings provide evidence consistent with shortcut reliance contributing to the external performance drop. However, I would not conclude that shortcut learning is the only cause or that causality has been definitively established. The intervention may introduce other changes to the images.</w:t>
       </w:r>
     </w:p>
     <w:p>
@@ -1820,7 +1480,6 @@
     <w:p>
       <w:pPr>
         <w:rPr>
-          <w:rFonts w:hint="eastAsia"/>
           <w:b/>
           <w:bCs/>
         </w:rPr>
@@ -1842,19 +1501,12 @@
         </w:numPr>
       </w:pPr>
       <w:r>
-        <w:t>If disrupting the suspected non-clinical features produces little or no improvement in Hospital B's AUROC, I would conclude that the experiment provides limited evidence that those particular features are a major contributor to the external performance drop.</w:t>
-      </w:r>
-      <w:r>
-        <w:t xml:space="preserve"> </w:t>
-      </w:r>
-      <w:r>
-        <w:t>This would weaken the specific shortcut-reliance hypothesis tested, but it would not rule out all forms of shortcut learning or other causes of distribution shift.</w:t>
+        <w:t>If disrupting the suspected non-clinical features produces little or no improvement in Hospital B's AUROC, I would conclude that the experiment provides limited evidence that those particular features are a major contributor to the external performance drop. This would weaken the specific shortcut-reliance hypothesis tested, but it would not rule out all forms of shortcut learning or other causes of distribution shift.</w:t>
       </w:r>
     </w:p>
     <w:p>
       <w:pPr>
         <w:rPr>
-          <w:rFonts w:hint="eastAsia"/>
           <w:b/>
           <w:bCs/>
         </w:rPr>
@@ -1910,9 +1562,6 @@
           <w:ilvl w:val="0"/>
           <w:numId w:val="17"/>
         </w:numPr>
-        <w:rPr>
-          <w:rFonts w:hint="eastAsia"/>
-        </w:rPr>
       </w:pPr>
       <w:r>
         <w:lastRenderedPageBreak/>
@@ -1930,7 +1579,6 @@
     <w:p>
       <w:pPr>
         <w:rPr>
-          <w:rFonts w:hint="eastAsia"/>
           <w:b/>
           <w:bCs/>
         </w:rPr>
@@ -1950,24 +1598,14 @@
           <w:ilvl w:val="0"/>
           <w:numId w:val="18"/>
         </w:numPr>
+      </w:pPr>
+      <w:r>
+        <w:t>If masking suspected features improves performance for some subgroups but worsens it for others, or produces inconsistent results across hospitals, I would conclude that the evidence is mixed and does not yet establish the role of shortcut reliance. The modification may affect clinically relevant information differently across images, or multiple mechanisms may be contributing to the performance difference.</w:t>
+      </w:r>
+    </w:p>
+    <w:p>
+      <w:pPr>
         <w:rPr>
-          <w:rFonts w:hint="eastAsia"/>
-        </w:rPr>
-      </w:pPr>
-      <w:r>
-        <w:t>If masking suspected features improves performance for some subgroups but worsens it for others, or produces inconsistent results across hospitals, I would conclude that the evidence is mixed and does not yet establish the role of shortcut reliance.</w:t>
-      </w:r>
-      <w:r>
-        <w:t xml:space="preserve"> </w:t>
-      </w:r>
-      <w:r>
-        <w:t>The modification may affect clinically relevant information differently across images, or multiple mechanisms may be contributing to the performance difference.</w:t>
-      </w:r>
-    </w:p>
-    <w:p>
-      <w:pPr>
-        <w:rPr>
-          <w:rFonts w:hint="eastAsia"/>
           <w:b/>
           <w:bCs/>
         </w:rPr>
@@ -2023,39 +1661,27 @@
           <w:ilvl w:val="0"/>
           <w:numId w:val="18"/>
         </w:numPr>
+      </w:pPr>
+      <w:r>
+        <w:t>Investigate alternative hypotheses, including preprocessing mismatch, label shift, and patient population differences.</w:t>
+      </w:r>
+    </w:p>
+    <w:p>
+      <w:pPr>
+        <w:pStyle w:val="Heading1"/>
+      </w:pPr>
+      <w:r>
+        <w:t>Part 9 — Scientific restraint challenge</w:t>
+      </w:r>
+    </w:p>
+    <w:p>
+      <w:r>
+        <w:t>Suppose your diagnostic intervention improves Hospital B AUROC from 0.73 to 0.79 in one run, while Hospital A remains approximately unchanged.</w:t>
+      </w:r>
+    </w:p>
+    <w:p>
+      <w:pPr>
         <w:rPr>
-          <w:rFonts w:hint="eastAsia"/>
-        </w:rPr>
-      </w:pPr>
-      <w:r>
-        <w:t>Investigate alternative hypotheses, including preprocessing mismatch, label shift, and patient population differences</w:t>
-      </w:r>
-      <w:r>
-        <w:t>.</w:t>
-      </w:r>
-    </w:p>
-    <w:p>
-      <w:pPr>
-        <w:pStyle w:val="Heading1"/>
-      </w:pPr>
-      <w:r>
-        <w:t>Part 9 — Scientific restraint challenge</w:t>
-      </w:r>
-    </w:p>
-    <w:p>
-      <w:pPr>
-        <w:rPr>
-          <w:rFonts w:hint="eastAsia"/>
-        </w:rPr>
-      </w:pPr>
-      <w:r>
-        <w:t>Suppose your diagnostic intervention improves Hospital B AUROC from 0.73 to 0.79 in one run, while Hospital A remains approximately unchanged.</w:t>
-      </w:r>
-    </w:p>
-    <w:p>
-      <w:pPr>
-        <w:rPr>
-          <w:rFonts w:hint="eastAsia"/>
           <w:b/>
           <w:bCs/>
         </w:rPr>
@@ -2083,7 +1709,6 @@
     <w:p>
       <w:pPr>
         <w:rPr>
-          <w:rFonts w:hint="eastAsia"/>
           <w:b/>
           <w:bCs/>
         </w:rPr>
@@ -2105,7 +1730,7 @@
         </w:numPr>
       </w:pPr>
       <w:r>
-        <w:t>The experiment proves that hospital-specific shortcuts are the cause of the performance drop in Hospital B. Removing these shortcuts solves the distribution shift problem, improves the model's generalization, and demonstrates that the model is now clinically robust across hospitals.</w:t>
+        <w:t>In one experimental run, disrupting the suspected non-clinical image features increased Hospital B's AUROC from 0.73 to 0.79, while Hospital A's AUROC remained approximately unchanged. This result provides preliminary evidence that the targeted features may contribute to the observed external performance degradation. However, the finding does not establish that shortcut reliance is the sole cause of the performance gap or that the intervention will generalize to other datasets and clinical settings.</w:t>
       </w:r>
     </w:p>
     <w:p>
@@ -2156,6 +1781,7 @@
         </w:numPr>
       </w:pPr>
       <w:r>
+        <w:lastRenderedPageBreak/>
         <w:t>Controlled intervention: Verify that masking the features does not remove clinically relevant information or introduce artificial artifacts.</w:t>
       </w:r>
     </w:p>
@@ -2168,7 +1794,6 @@
         </w:numPr>
       </w:pPr>
       <w:r>
-        <w:lastRenderedPageBreak/>
         <w:t>Alternative explanations: Investigate preprocessing differences, patient population shifts, label definitions, and acquisition-related factors.</w:t>
       </w:r>
     </w:p>
@@ -2205,11 +1830,6 @@
       </w:r>
     </w:p>
     <w:p>
-      <w:pPr>
-        <w:rPr>
-          <w:rFonts w:hint="eastAsia"/>
-        </w:rPr>
-      </w:pPr>
       <w:r>
         <w:rPr>
           <w:b/>
@@ -2230,11 +1850,6 @@
       </w:r>
     </w:p>
     <w:p>
-      <w:pPr>
-        <w:rPr>
-          <w:rFonts w:hint="eastAsia"/>
-        </w:rPr>
-      </w:pPr>
       <w:r>
         <w:rPr>
           <w:b/>
@@ -2255,11 +1870,6 @@
       </w:r>
     </w:p>
     <w:p>
-      <w:pPr>
-        <w:rPr>
-          <w:rFonts w:hint="eastAsia"/>
-        </w:rPr>
-      </w:pPr>
       <w:r>
         <w:rPr>
           <w:b/>
@@ -2289,11 +1899,6 @@
       </w:r>
     </w:p>
     <w:p>
-      <w:pPr>
-        <w:rPr>
-          <w:rFonts w:hint="eastAsia"/>
-        </w:rPr>
-      </w:pPr>
       <w:r>
         <w:rPr>
           <w:b/>
@@ -2345,7 +1950,11 @@
         <w:br/>
       </w:r>
       <w:r>
-        <w:t>Which specific image features are responsible for the observed performance improvement, and can their influence be reduced while preserving clinically relevant information across multiple hospitals and patient subgroups?</w:t>
+        <w:t xml:space="preserve">Which specific image features are responsible for the observed performance improvement, and can </w:t>
+      </w:r>
+      <w:r>
+        <w:lastRenderedPageBreak/>
+        <w:t>their influence be reduced while preserving clinically relevant information across multiple hospitals and patient subgroups?</w:t>
       </w:r>
     </w:p>
     <w:p>
@@ -2353,96 +1962,50 @@
         <w:pStyle w:val="Heading1"/>
       </w:pPr>
       <w:r>
-        <w:lastRenderedPageBreak/>
         <w:t>Lab completion checklist</w:t>
       </w:r>
     </w:p>
     <w:p>
-      <w:pPr>
-        <w:rPr>
-          <w:rFonts w:hint="eastAsia"/>
-        </w:rPr>
-      </w:pPr>
       <w:r>
         <w:t>☐ I described the observation without causal interpretation.</w:t>
       </w:r>
     </w:p>
     <w:p>
-      <w:pPr>
-        <w:rPr>
-          <w:rFonts w:hint="eastAsia"/>
-        </w:rPr>
-      </w:pPr>
       <w:r>
         <w:t>☐ I listed important unknowns.</w:t>
       </w:r>
     </w:p>
     <w:p>
-      <w:pPr>
-        <w:rPr>
-          <w:rFonts w:hint="eastAsia"/>
-        </w:rPr>
-      </w:pPr>
       <w:r>
         <w:t>☐ I generated multiple competing explanations.</w:t>
       </w:r>
     </w:p>
     <w:p>
-      <w:pPr>
-        <w:rPr>
-          <w:rFonts w:hint="eastAsia"/>
-        </w:rPr>
-      </w:pPr>
       <w:r>
         <w:t>☐ I selected a specific research question.</w:t>
       </w:r>
     </w:p>
     <w:p>
-      <w:pPr>
-        <w:rPr>
-          <w:rFonts w:hint="eastAsia"/>
-        </w:rPr>
-      </w:pPr>
       <w:r>
         <w:t>☐ My hypothesis can be challenged by evidence.</w:t>
       </w:r>
     </w:p>
     <w:p>
-      <w:pPr>
-        <w:rPr>
-          <w:rFonts w:hint="eastAsia"/>
-        </w:rPr>
-      </w:pPr>
       <w:r>
         <w:t>☐ My experiment answers a stated question.</w:t>
       </w:r>
     </w:p>
     <w:p>
-      <w:pPr>
-        <w:rPr>
-          <w:rFonts w:hint="eastAsia"/>
-        </w:rPr>
-      </w:pPr>
       <w:r>
         <w:t>☐ I specified evidence that would support and weaken my hypothesis.</w:t>
       </w:r>
     </w:p>
     <w:p>
-      <w:pPr>
-        <w:rPr>
-          <w:rFonts w:hint="eastAsia"/>
-        </w:rPr>
-      </w:pPr>
       <w:r>
         <w:t>☐ I avoided claiming more than the evidence permits.</w:t>
       </w:r>
     </w:p>
     <w:p>
-      <w:pPr>
-        <w:rPr>
-          <w:rFonts w:hint="eastAsia"/>
-        </w:rPr>
-      </w:pPr>
       <w:r>
         <w:t>☐ I identified a logical next question.</w:t>
       </w:r>
@@ -2456,11 +2019,6 @@
     <w:p/>
     <w:p/>
     <w:p>
-      <w:pPr>
-        <w:rPr>
-          <w:rFonts w:hint="eastAsia"/>
-        </w:rPr>
-      </w:pPr>
       <w:r>
         <w:t>Lab ID: P0-U01-LAB | Version: 1.0</w:t>
       </w:r>
@@ -2483,9 +2041,6 @@
     <w:p>
       <w:pPr>
         <w:spacing w:after="0" w:line="240" w:lineRule="auto"/>
-        <w:rPr>
-          <w:rFonts w:hint="eastAsia"/>
-        </w:rPr>
       </w:pPr>
       <w:r>
         <w:separator/>
@@ -2496,9 +2051,6 @@
     <w:p>
       <w:pPr>
         <w:spacing w:after="0" w:line="240" w:lineRule="auto"/>
-        <w:rPr>
-          <w:rFonts w:hint="eastAsia"/>
-        </w:rPr>
       </w:pPr>
       <w:r>
         <w:continuationSeparator/>
@@ -2514,9 +2066,6 @@
     <w:pPr>
       <w:pStyle w:val="Footer"/>
       <w:jc w:val="center"/>
-      <w:rPr>
-        <w:rFonts w:hint="eastAsia"/>
-      </w:rPr>
     </w:pPr>
     <w:r>
       <w:rPr>
@@ -2534,9 +2083,6 @@
     <w:p>
       <w:pPr>
         <w:spacing w:after="0" w:line="240" w:lineRule="auto"/>
-        <w:rPr>
-          <w:rFonts w:hint="eastAsia"/>
-        </w:rPr>
       </w:pPr>
       <w:r>
         <w:separator/>
@@ -2547,9 +2093,6 @@
     <w:p>
       <w:pPr>
         <w:spacing w:after="0" w:line="240" w:lineRule="auto"/>
-        <w:rPr>
-          <w:rFonts w:hint="eastAsia"/>
-        </w:rPr>
       </w:pPr>
       <w:r>
         <w:continuationSeparator/>
@@ -2565,9 +2108,6 @@
     <w:pPr>
       <w:pStyle w:val="Header"/>
       <w:jc w:val="right"/>
-      <w:rPr>
-        <w:rFonts w:hint="eastAsia"/>
-      </w:rPr>
     </w:pPr>
     <w:r>
       <w:rPr>
@@ -3320,7 +2860,7 @@
   <w:abstractNum w:abstractNumId="14" w15:restartNumberingAfterBreak="0">
     <w:nsid w:val="23593822"/>
     <w:multiLevelType w:val="hybridMultilevel"/>
-    <w:tmpl w:val="016E271E"/>
+    <w:tmpl w:val="25AEC5C6"/>
     <w:lvl w:ilvl="0" w:tplc="08090001">
       <w:start w:val="1"/>
       <w:numFmt w:val="bullet"/>
